--- a/Tier 1.docx
+++ b/Tier 1.docx
@@ -8,7 +8,7 @@
           <w:b/>
           <w:bCs/>
         </w:rPr>
-        <w:t>Tier 1 Plan for PACES 837 Void/Replace</w:t>
+        <w:t xml:space="preserve">Tier 1 Plan </w:t>
       </w:r>
     </w:p>
     <w:p>
@@ -66,8 +66,8 @@
     </w:p>
     <w:p>
       <w:r>
-        <w:pict w14:anchorId="460A0A34">
-          <v:rect id="_x0000_i1067" style="width:0;height:1.5pt" o:hralign="center" o:hrstd="t" o:hr="t" fillcolor="#a0a0a0" stroked="f"/>
+        <w:pict w14:anchorId="7D4A7686">
+          <v:rect id="_x0000_i1025" style="width:0;height:1.5pt" o:hralign="center" o:hrstd="t" o:hr="t" fillcolor="#a0a0a0" stroked="f"/>
         </w:pict>
       </w:r>
     </w:p>
@@ -148,8 +148,8 @@
     </w:p>
     <w:p>
       <w:r>
-        <w:pict w14:anchorId="0A363A98">
-          <v:rect id="_x0000_i1068" style="width:0;height:1.5pt" o:hralign="center" o:hrstd="t" o:hr="t" fillcolor="#a0a0a0" stroked="f"/>
+        <w:pict w14:anchorId="7D4A7687">
+          <v:rect id="_x0000_i1026" style="width:0;height:1.5pt" o:hralign="center" o:hrstd="t" o:hr="t" fillcolor="#a0a0a0" stroked="f"/>
         </w:pict>
       </w:r>
     </w:p>
@@ -382,8 +382,8 @@
     </w:p>
     <w:p>
       <w:r>
-        <w:pict w14:anchorId="5D729A8E">
-          <v:rect id="_x0000_i1069" style="width:0;height:1.5pt" o:hralign="center" o:hrstd="t" o:hr="t" fillcolor="#a0a0a0" stroked="f"/>
+        <w:pict w14:anchorId="7D4A7688">
+          <v:rect id="_x0000_i1027" style="width:0;height:1.5pt" o:hralign="center" o:hrstd="t" o:hr="t" fillcolor="#a0a0a0" stroked="f"/>
         </w:pict>
       </w:r>
     </w:p>
@@ -620,8 +620,8 @@
     <w:p>
       <w:r>
         <w:lastRenderedPageBreak/>
-        <w:pict w14:anchorId="10A0226A">
-          <v:rect id="_x0000_i1070" style="width:0;height:1.5pt" o:hralign="center" o:hrstd="t" o:hr="t" fillcolor="#a0a0a0" stroked="f"/>
+        <w:pict w14:anchorId="7D4A7689">
+          <v:rect id="_x0000_i1028" style="width:0;height:1.5pt" o:hralign="center" o:hrstd="t" o:hr="t" fillcolor="#a0a0a0" stroked="f"/>
         </w:pict>
       </w:r>
     </w:p>
@@ -936,8 +936,8 @@
     </w:p>
     <w:p>
       <w:r>
-        <w:pict w14:anchorId="6A54F467">
-          <v:rect id="_x0000_i1071" style="width:0;height:1.5pt" o:hralign="center" o:hrstd="t" o:hr="t" fillcolor="#a0a0a0" stroked="f"/>
+        <w:pict w14:anchorId="7D4A768A">
+          <v:rect id="_x0000_i1029" style="width:0;height:1.5pt" o:hralign="center" o:hrstd="t" o:hr="t" fillcolor="#a0a0a0" stroked="f"/>
         </w:pict>
       </w:r>
     </w:p>
@@ -1074,8 +1074,8 @@
     </w:p>
     <w:p>
       <w:r>
-        <w:pict w14:anchorId="58310096">
-          <v:rect id="_x0000_i1072" style="width:0;height:1.5pt" o:hralign="center" o:hrstd="t" o:hr="t" fillcolor="#a0a0a0" stroked="f"/>
+        <w:pict w14:anchorId="7D4A768B">
+          <v:rect id="_x0000_i1030" style="width:0;height:1.5pt" o:hralign="center" o:hrstd="t" o:hr="t" fillcolor="#a0a0a0" stroked="f"/>
         </w:pict>
       </w:r>
     </w:p>
@@ -1429,8 +1429,8 @@
     </w:p>
     <w:p>
       <w:r>
-        <w:pict w14:anchorId="6AF06D48">
-          <v:rect id="_x0000_i1073" style="width:0;height:1.5pt" o:hralign="center" o:hrstd="t" o:hr="t" fillcolor="#a0a0a0" stroked="f"/>
+        <w:pict w14:anchorId="7D4A768C">
+          <v:rect id="_x0000_i1031" style="width:0;height:1.5pt" o:hralign="center" o:hrstd="t" o:hr="t" fillcolor="#a0a0a0" stroked="f"/>
         </w:pict>
       </w:r>
     </w:p>
@@ -3343,6 +3343,7 @@
   <w:style w:type="character" w:default="1" w:styleId="DefaultParagraphFont">
     <w:name w:val="Default Paragraph Font"/>
     <w:uiPriority w:val="1"/>
+    <w:semiHidden/>
     <w:unhideWhenUsed/>
   </w:style>
   <w:style w:type="table" w:default="1" w:styleId="TableNormal">
